--- a/release/method_summary_3-pages.docx
+++ b/release/method_summary_3-pages.docx
@@ -31,7 +31,7 @@
           <w:sz w:val="20"/>
           <w:szCs w:val="20"/>
         </w:rPr>
-        <w:t xml:space="preserve">How 227 GSIB board-duty statements became a 30-duty consolidation proposal — with an audit trail a regulator could rely on · July 2026</w:t>
+        <w:t xml:space="preserve">How 227 GSIB board-duty statements became a 26-duty consolidation proposal — with an audit trail a regulator could rely on · July 2026</w:t>
       </w:r>
     </w:p>
     <w:p>
@@ -140,7 +140,7 @@
           <w:sz w:val="20"/>
           <w:szCs w:val="20"/>
         </w:rPr>
-        <w:t xml:space="preserve">227 duty statements → 30 consolidated (6 general mechanics + 24 domain duties); every statutory-floor obligation intact; every parallel-but-justified regime preserved by explicit relation.</w:t>
+        <w:t xml:space="preserve">227 duty statements → 26 consolidated targets (drafted as 6 general mechanics + 24 domain duties); every statutory-floor obligation intact; every parallel-but-justified regime preserved by explicit relation.</w:t>
       </w:r>
     </w:p>
     <w:p>
@@ -329,7 +329,7 @@
         <w:rPr>
           <w:rFonts w:ascii="Arial" w:cs="Arial" w:eastAsia="Arial" w:hAnsi="Arial"/>
         </w:rPr>
-        <w:t xml:space="preserve">AI collapsed the staffing cost of regulatory clean-up from commission-scale to days. The verification architecture is what converts that speed into something a policymaker can act on. Companion documents: the consolidation proposal, the A→B crosswalk and explorer, the dual-track reform roadmap, and the full-length method narrative (From 227 Duties to 30: The Method).</w:t>
+        <w:t xml:space="preserve">AI collapsed the staffing cost of regulatory clean-up from commission-scale to days. The verification architecture is what converts that speed into something a policymaker can act on. Companion documents: the consolidation proposal, the A→B crosswalk and explorer, the dual-track reform roadmap, and the full-length method narrative (From 227 Duties to 26: The Method).</w:t>
       </w:r>
     </w:p>
     <w:sectPr>
